--- a/templates/openagreements-cc-by-4.0/openagreements-founder-separation-resignation-letter/template.fill.docx
+++ b/templates/openagreements-cc-by-4.0/openagreements-founder-separation-resignation-letter/template.fill.docx
@@ -36,18 +36,6 @@
       </w:r>
       <w:r>
         <w:t xml:space="preserve">, a Delaware corporation (the "Company"):</w:t>
-      </w:r>
-    </w:p>
-    <w:p>
-      <w:pPr>
-        <w:pStyle w:val="OABody"/>
-      </w:pPr>
-      <w:r>
-        <w:rPr>
-          <w:i/>
-          <w:iCs/>
-        </w:rPr>
-        <w:t xml:space="preserve">Note: The effective date stated in this letter is load-bearing. It fixes the founder's termination date, which starts the repurchase-option window under the founder's existing Restricted Stock Purchase Agreement (the "RSPA"); an informal or undated resignation can leave the actual termination date a triable question and forfeit the Company's repurchase right. Resigning the board seat voluntarily also avoids the Section 141(k) forced-removal problem — removal of a non-resigning director is a stockholder act, not a board act, so a contested departure would require a stockholder written consent. This letter confirms only the resignation; it does not waive any vested equity, accrued compensation, or indemnification right, and it does not create any new post-separation restrictive covenant. Consult counsel on the RSPA repurchase mechanics.</w:t>
       </w:r>
     </w:p>
     <w:p>
@@ -361,7 +349,7 @@
         <w:spacing w:before="0" w:after="120" w:line="340" w:lineRule="auto"/>
       </w:pPr>
       <w:r>
-        <w:t xml:space="preserve">Consistent with Section 141(b) of the Delaware General Corporation Law, my resignation from the Board of Directors is effective on delivery of this letter unless a later Effective Date is specified above, in which case it is effective on that Effective Date. Consistent with Section 142(b) of the Delaware General Corporation Law, my resignation from each officer position is effective on this written notice as of the Effective Date. From and after the Effective Date, I will hold no officer or director position with the Company and will have no authority to act for or bind the Company.</w:t>
+        <w:t xml:space="preserve">My resignation from the Board of Directors and each officer position is effective on the Effective Date. From and after the Effective Date, I will hold no officer or director position with the Company and will have no authority to act for or bind the Company.</w:t>
       </w:r>
     </w:p>
     <w:p>
@@ -390,7 +378,7 @@
         <w:ind w:left="720"/>
       </w:pPr>
       <w:r>
-        <w:t xml:space="preserve">This resignation is irrevocable and covers every officer and director position I hold with the Company, whether or not listed above. It is not conditioned on any action by the Company, and it takes effect on the Effective Date without the need for acceptance by the Board (though the Board may acknowledge it in its records).</w:t>
+        <w:t xml:space="preserve">This resignation is irrevocable and covers every officer and director position I hold with the Company, whether or not listed above. It is not conditioned on any action by the Company and takes effect on the Effective Date without acceptance by the Board.</w:t>
       </w:r>
     </w:p>
     <w:p>

--- a/templates/openagreements-cc-by-4.0/openagreements-founder-separation-resignation-letter/template.fill.docx
+++ b/templates/openagreements-cc-by-4.0/openagreements-founder-separation-resignation-letter/template.fill.docx
@@ -1098,169 +1098,79 @@
 
 <file path=word/header1.xml><?xml version="1.0" encoding="utf-8"?>
 <w:hdr xmlns:w="http://schemas.openxmlformats.org/wordprocessingml/2006/main" xmlns:r="http://schemas.openxmlformats.org/officeDocument/2006/relationships">
-  <w:tbl>
-    <w:tblPr>
-      <w:tblW w:w="10080" w:type="dxa"/>
-      <w:tblBorders>
-        <w:top w:val="none" w:sz="0" w:space="0" w:color="auto"/>
-        <w:left w:val="none" w:sz="0" w:space="0" w:color="auto"/>
+  <w:p>
+    <w:pPr>
+      <w:pBdr>
         <w:bottom w:val="single" w:sz="8" w:space="0" w:color="107087"/>
-        <w:right w:val="none" w:sz="0" w:space="0" w:color="auto"/>
-        <w:insideH w:val="none" w:sz="0" w:space="0" w:color="auto"/>
-        <w:insideV w:val="none" w:sz="0" w:space="0" w:color="auto"/>
-      </w:tblBorders>
-      <w:tblLayout w:type="fixed"/>
-    </w:tblPr>
-    <w:tblGrid>
-      <w:gridCol w:w="10080"/>
-    </w:tblGrid>
-    <w:tr>
-      <w:tc>
-        <w:tcPr>
-          <w:tcW w:w="10080" w:type="dxa"/>
-          <w:tcBorders>
-            <w:bottom w:val="single" w:sz="8" w:space="0" w:color="107087"/>
-          </w:tcBorders>
-          <w:tcMar>
-            <w:top w:w="0" w:type="dxa"/>
-            <w:left w:w="0" w:type="dxa"/>
-            <w:bottom w:w="40" w:type="dxa"/>
-            <w:right w:w="0" w:type="dxa"/>
-          </w:tcMar>
-        </w:tcPr>
-        <w:p>
-          <w:pPr>
-            <w:spacing w:after="0"/>
-            <w:jc w:val="right"/>
-          </w:pPr>
-          <w:r>
-            <w:rPr>
-              <w:rFonts w:ascii="Arial" w:hAnsi="Arial" w:cs="Arial"/>
-              <w:b/>
-              <w:bCs/>
-              <w:caps/>
-              <w:color w:val="107087"/>
-              <w:sz w:val="18"/>
-              <w:szCs w:val="18"/>
-            </w:rPr>
-            <w:t xml:space="preserve">Key Terms</w:t>
-          </w:r>
-        </w:p>
-      </w:tc>
-    </w:tr>
-  </w:tbl>
+      </w:pBdr>
+      <w:spacing w:after="0"/>
+      <w:jc w:val="right"/>
+    </w:pPr>
+    <w:r>
+      <w:rPr>
+        <w:rFonts w:ascii="Arial" w:hAnsi="Arial" w:cs="Arial"/>
+        <w:b/>
+        <w:bCs/>
+        <w:caps/>
+        <w:color w:val="107087"/>
+        <w:sz w:val="18"/>
+        <w:szCs w:val="18"/>
+      </w:rPr>
+      <w:t xml:space="preserve">Key Terms</w:t>
+    </w:r>
+  </w:p>
 </w:hdr>
 </file>
 
 <file path=word/header2.xml><?xml version="1.0" encoding="utf-8"?>
 <w:hdr xmlns:w="http://schemas.openxmlformats.org/wordprocessingml/2006/main" xmlns:r="http://schemas.openxmlformats.org/officeDocument/2006/relationships">
-  <w:tbl>
-    <w:tblPr>
-      <w:tblW w:w="10080" w:type="dxa"/>
-      <w:tblBorders>
-        <w:top w:val="none" w:sz="0" w:space="0" w:color="auto"/>
-        <w:left w:val="none" w:sz="0" w:space="0" w:color="auto"/>
+  <w:p>
+    <w:pPr>
+      <w:pBdr>
         <w:bottom w:val="single" w:sz="8" w:space="0" w:color="107087"/>
-        <w:right w:val="none" w:sz="0" w:space="0" w:color="auto"/>
-        <w:insideH w:val="none" w:sz="0" w:space="0" w:color="auto"/>
-        <w:insideV w:val="none" w:sz="0" w:space="0" w:color="auto"/>
-      </w:tblBorders>
-      <w:tblLayout w:type="fixed"/>
-    </w:tblPr>
-    <w:tblGrid>
-      <w:gridCol w:w="10080"/>
-    </w:tblGrid>
-    <w:tr>
-      <w:tc>
-        <w:tcPr>
-          <w:tcW w:w="10080" w:type="dxa"/>
-          <w:tcBorders>
-            <w:bottom w:val="single" w:sz="8" w:space="0" w:color="107087"/>
-          </w:tcBorders>
-          <w:tcMar>
-            <w:top w:w="0" w:type="dxa"/>
-            <w:left w:w="0" w:type="dxa"/>
-            <w:bottom w:w="40" w:type="dxa"/>
-            <w:right w:w="0" w:type="dxa"/>
-          </w:tcMar>
-        </w:tcPr>
-        <w:p>
-          <w:pPr>
-            <w:spacing w:after="0"/>
-            <w:jc w:val="right"/>
-          </w:pPr>
-          <w:r>
-            <w:rPr>
-              <w:rFonts w:ascii="Arial" w:hAnsi="Arial" w:cs="Arial"/>
-              <w:b/>
-              <w:bCs/>
-              <w:caps/>
-              <w:color w:val="107087"/>
-              <w:sz w:val="18"/>
-              <w:szCs w:val="18"/>
-            </w:rPr>
-            <w:t xml:space="preserve">Terms</w:t>
-          </w:r>
-        </w:p>
-      </w:tc>
-    </w:tr>
-  </w:tbl>
+      </w:pBdr>
+      <w:spacing w:after="0"/>
+      <w:jc w:val="right"/>
+    </w:pPr>
+    <w:r>
+      <w:rPr>
+        <w:rFonts w:ascii="Arial" w:hAnsi="Arial" w:cs="Arial"/>
+        <w:b/>
+        <w:bCs/>
+        <w:caps/>
+        <w:color w:val="107087"/>
+        <w:sz w:val="18"/>
+        <w:szCs w:val="18"/>
+      </w:rPr>
+      <w:t xml:space="preserve">Terms</w:t>
+    </w:r>
+  </w:p>
 </w:hdr>
 </file>
 
 <file path=word/header3.xml><?xml version="1.0" encoding="utf-8"?>
 <w:hdr xmlns:w="http://schemas.openxmlformats.org/wordprocessingml/2006/main" xmlns:r="http://schemas.openxmlformats.org/officeDocument/2006/relationships">
-  <w:tbl>
-    <w:tblPr>
-      <w:tblW w:w="10080" w:type="dxa"/>
-      <w:tblBorders>
-        <w:top w:val="none" w:sz="0" w:space="0" w:color="auto"/>
-        <w:left w:val="none" w:sz="0" w:space="0" w:color="auto"/>
+  <w:p>
+    <w:pPr>
+      <w:pBdr>
         <w:bottom w:val="single" w:sz="8" w:space="0" w:color="107087"/>
-        <w:right w:val="none" w:sz="0" w:space="0" w:color="auto"/>
-        <w:insideH w:val="none" w:sz="0" w:space="0" w:color="auto"/>
-        <w:insideV w:val="none" w:sz="0" w:space="0" w:color="auto"/>
-      </w:tblBorders>
-      <w:tblLayout w:type="fixed"/>
-    </w:tblPr>
-    <w:tblGrid>
-      <w:gridCol w:w="10080"/>
-    </w:tblGrid>
-    <w:tr>
-      <w:tc>
-        <w:tcPr>
-          <w:tcW w:w="10080" w:type="dxa"/>
-          <w:tcBorders>
-            <w:bottom w:val="single" w:sz="8" w:space="0" w:color="107087"/>
-          </w:tcBorders>
-          <w:tcMar>
-            <w:top w:w="0" w:type="dxa"/>
-            <w:left w:w="0" w:type="dxa"/>
-            <w:bottom w:w="40" w:type="dxa"/>
-            <w:right w:w="0" w:type="dxa"/>
-          </w:tcMar>
-        </w:tcPr>
-        <w:p>
-          <w:pPr>
-            <w:spacing w:after="0"/>
-            <w:jc w:val="right"/>
-          </w:pPr>
-          <w:r>
-            <w:rPr>
-              <w:rFonts w:ascii="Arial" w:hAnsi="Arial" w:cs="Arial"/>
-              <w:b/>
-              <w:bCs/>
-              <w:caps/>
-              <w:color w:val="107087"/>
-              <w:sz w:val="18"/>
-              <w:szCs w:val="18"/>
-            </w:rPr>
-            <w:t xml:space="preserve">Signature Page</w:t>
-          </w:r>
-        </w:p>
-      </w:tc>
-    </w:tr>
-  </w:tbl>
+      </w:pBdr>
+      <w:spacing w:after="0"/>
+      <w:jc w:val="right"/>
+    </w:pPr>
+    <w:r>
+      <w:rPr>
+        <w:rFonts w:ascii="Arial" w:hAnsi="Arial" w:cs="Arial"/>
+        <w:b/>
+        <w:bCs/>
+        <w:caps/>
+        <w:color w:val="107087"/>
+        <w:sz w:val="18"/>
+        <w:szCs w:val="18"/>
+      </w:rPr>
+      <w:t xml:space="preserve">Signature Page</w:t>
+    </w:r>
+  </w:p>
 </w:hdr>
 </file>
 
